--- a/khamitov_degtyarevPI-332.docx
+++ b/khamitov_degtyarevPI-332.docx
@@ -10,6 +10,10 @@
     <w:p/>
     <w:p>
       <w:r>
+        <w:rPr>
+          <w:noProof/>
+          <w:lang w:eastAsia="ru-RU"/>
+        </w:rPr>
         <w:drawing>
           <wp:inline distT="0" distB="0" distL="0" distR="0" wp14:anchorId="52C6FC20" wp14:editId="4830730E">
             <wp:extent cx="5940425" cy="2729230"/>
@@ -50,6 +54,10 @@
     <w:p/>
     <w:p>
       <w:r>
+        <w:rPr>
+          <w:noProof/>
+          <w:lang w:eastAsia="ru-RU"/>
+        </w:rPr>
         <w:drawing>
           <wp:inline distT="0" distB="0" distL="0" distR="0" wp14:anchorId="05B7F194" wp14:editId="560CB044">
             <wp:extent cx="5940425" cy="3260090"/>
@@ -90,6 +98,10 @@
     <w:p/>
     <w:p>
       <w:r>
+        <w:rPr>
+          <w:noProof/>
+          <w:lang w:eastAsia="ru-RU"/>
+        </w:rPr>
         <w:lastRenderedPageBreak/>
         <w:drawing>
           <wp:inline distT="0" distB="0" distL="0" distR="0" wp14:anchorId="66D5DF3E" wp14:editId="05D1510C">
@@ -131,6 +143,10 @@
     <w:p/>
     <w:p>
       <w:r>
+        <w:rPr>
+          <w:noProof/>
+          <w:lang w:eastAsia="ru-RU"/>
+        </w:rPr>
         <w:lastRenderedPageBreak/>
         <w:drawing>
           <wp:inline distT="0" distB="0" distL="0" distR="0" wp14:anchorId="5323EC6A" wp14:editId="340CFF63">
@@ -172,6 +188,10 @@
         <w:br/>
       </w:r>
       <w:r>
+        <w:rPr>
+          <w:noProof/>
+          <w:lang w:eastAsia="ru-RU"/>
+        </w:rPr>
         <w:lastRenderedPageBreak/>
         <w:drawing>
           <wp:inline distT="0" distB="0" distL="0" distR="0" wp14:anchorId="6CFA8356" wp14:editId="49D084D2">
@@ -213,6 +233,10 @@
         <w:br/>
       </w:r>
       <w:r>
+        <w:rPr>
+          <w:noProof/>
+          <w:lang w:eastAsia="ru-RU"/>
+        </w:rPr>
         <w:lastRenderedPageBreak/>
         <w:drawing>
           <wp:inline distT="0" distB="0" distL="0" distR="0" wp14:anchorId="2B82D649" wp14:editId="4E065B3D">
@@ -253,6 +277,10 @@
     </w:p>
     <w:p>
       <w:r>
+        <w:rPr>
+          <w:noProof/>
+          <w:lang w:eastAsia="ru-RU"/>
+        </w:rPr>
         <w:lastRenderedPageBreak/>
         <w:drawing>
           <wp:inline distT="0" distB="0" distL="0" distR="0" wp14:anchorId="29489DE0" wp14:editId="03E08046">
@@ -293,6 +321,10 @@
     </w:p>
     <w:p>
       <w:r>
+        <w:rPr>
+          <w:noProof/>
+          <w:lang w:eastAsia="ru-RU"/>
+        </w:rPr>
         <w:lastRenderedPageBreak/>
         <w:drawing>
           <wp:inline distT="0" distB="0" distL="0" distR="0" wp14:anchorId="7B4AC532" wp14:editId="7A5A8464">
@@ -339,6 +371,10 @@
         </w:rPr>
       </w:pPr>
       <w:r>
+        <w:rPr>
+          <w:noProof/>
+          <w:lang w:eastAsia="ru-RU"/>
+        </w:rPr>
         <w:lastRenderedPageBreak/>
         <w:drawing>
           <wp:inline distT="0" distB="0" distL="0" distR="0" wp14:anchorId="0F1B2229" wp14:editId="0851C6EC">
@@ -384,6 +420,10 @@
         <w:t xml:space="preserve"> </w:t>
       </w:r>
       <w:r>
+        <w:rPr>
+          <w:noProof/>
+          <w:lang w:eastAsia="ru-RU"/>
+        </w:rPr>
         <w:lastRenderedPageBreak/>
         <w:drawing>
           <wp:inline distT="0" distB="0" distL="0" distR="0" wp14:anchorId="2E277800" wp14:editId="3F865812">
@@ -447,6 +487,10 @@
     </w:p>
     <w:p>
       <w:r>
+        <w:rPr>
+          <w:noProof/>
+          <w:lang w:eastAsia="ru-RU"/>
+        </w:rPr>
         <w:lastRenderedPageBreak/>
         <w:drawing>
           <wp:inline distT="0" distB="0" distL="0" distR="0" wp14:anchorId="26C1256F" wp14:editId="56C026A7">
@@ -487,6 +531,10 @@
     </w:p>
     <w:p>
       <w:r>
+        <w:rPr>
+          <w:noProof/>
+          <w:lang w:eastAsia="ru-RU"/>
+        </w:rPr>
         <w:lastRenderedPageBreak/>
         <w:drawing>
           <wp:inline distT="0" distB="0" distL="0" distR="0" wp14:anchorId="14D67D2D" wp14:editId="5FA2A258">
@@ -527,6 +575,10 @@
     </w:p>
     <w:p>
       <w:r>
+        <w:rPr>
+          <w:noProof/>
+          <w:lang w:eastAsia="ru-RU"/>
+        </w:rPr>
         <w:lastRenderedPageBreak/>
         <w:drawing>
           <wp:inline distT="0" distB="0" distL="0" distR="0" wp14:anchorId="10B6FAA0" wp14:editId="35F602E6">
@@ -568,6 +620,10 @@
     <w:p/>
     <w:p>
       <w:r>
+        <w:rPr>
+          <w:noProof/>
+          <w:lang w:eastAsia="ru-RU"/>
+        </w:rPr>
         <w:drawing>
           <wp:inline distT="0" distB="0" distL="0" distR="0" wp14:anchorId="3DF1D9C3" wp14:editId="5476237B">
             <wp:extent cx="4525006" cy="924054"/>
@@ -607,6 +663,10 @@
     </w:p>
     <w:p>
       <w:r>
+        <w:rPr>
+          <w:noProof/>
+          <w:lang w:eastAsia="ru-RU"/>
+        </w:rPr>
         <w:drawing>
           <wp:inline distT="0" distB="0" distL="0" distR="0" wp14:anchorId="5EFF3783" wp14:editId="4B9F2130">
             <wp:extent cx="5940425" cy="3341370"/>
@@ -652,6 +712,10 @@
     </w:p>
     <w:p>
       <w:r>
+        <w:rPr>
+          <w:noProof/>
+          <w:lang w:eastAsia="ru-RU"/>
+        </w:rPr>
         <w:drawing>
           <wp:inline distT="0" distB="0" distL="0" distR="0" wp14:anchorId="578CE19E" wp14:editId="204EB0B7">
             <wp:extent cx="5792008" cy="5268060"/>
@@ -691,6 +755,10 @@
     </w:p>
     <w:p>
       <w:r>
+        <w:rPr>
+          <w:noProof/>
+          <w:lang w:eastAsia="ru-RU"/>
+        </w:rPr>
         <w:drawing>
           <wp:inline distT="0" distB="0" distL="0" distR="0" wp14:anchorId="53BC5D05" wp14:editId="703EC9B0">
             <wp:extent cx="5792008" cy="3267531"/>
@@ -730,6 +798,10 @@
     </w:p>
     <w:p>
       <w:r>
+        <w:rPr>
+          <w:noProof/>
+          <w:lang w:eastAsia="ru-RU"/>
+        </w:rPr>
         <w:lastRenderedPageBreak/>
         <w:drawing>
           <wp:inline distT="0" distB="0" distL="0" distR="0" wp14:anchorId="4CB86146" wp14:editId="7BEB45AF">
@@ -776,6 +848,10 @@
         </w:rPr>
       </w:pPr>
       <w:r>
+        <w:rPr>
+          <w:noProof/>
+          <w:lang w:eastAsia="ru-RU"/>
+        </w:rPr>
         <w:drawing>
           <wp:inline distT="0" distB="0" distL="0" distR="0" wp14:anchorId="16762F0C" wp14:editId="0CAA33FA">
             <wp:extent cx="5940425" cy="4282440"/>
@@ -841,7 +917,8 @@
       </w:pPr>
       <w:r>
         <w:rPr>
-          <w:lang w:val="en-US"/>
+          <w:noProof/>
+          <w:lang w:eastAsia="ru-RU"/>
         </w:rPr>
         <w:lastRenderedPageBreak/>
         <w:drawing>
@@ -916,7 +993,8 @@
       </w:pPr>
       <w:r>
         <w:rPr>
-          <w:lang w:val="en-US"/>
+          <w:noProof/>
+          <w:lang w:eastAsia="ru-RU"/>
         </w:rPr>
         <w:drawing>
           <wp:inline distT="0" distB="0" distL="0" distR="0" wp14:anchorId="7AC42A49" wp14:editId="2371C996">
@@ -1012,7 +1090,8 @@
       </w:pPr>
       <w:r>
         <w:rPr>
-          <w:lang w:val="en-US"/>
+          <w:noProof/>
+          <w:lang w:eastAsia="ru-RU"/>
         </w:rPr>
         <w:lastRenderedPageBreak/>
         <w:drawing>
@@ -1067,7 +1146,8 @@
       </w:pPr>
       <w:r>
         <w:rPr>
-          <w:lang w:val="en-US"/>
+          <w:noProof/>
+          <w:lang w:eastAsia="ru-RU"/>
         </w:rPr>
         <w:drawing>
           <wp:inline distT="0" distB="0" distL="0" distR="0" wp14:anchorId="328A3F1B" wp14:editId="3163E4D7">
@@ -1121,7 +1201,8 @@
       </w:pPr>
       <w:r>
         <w:rPr>
-          <w:lang w:val="en-US"/>
+          <w:noProof/>
+          <w:lang w:eastAsia="ru-RU"/>
         </w:rPr>
         <w:drawing>
           <wp:inline distT="0" distB="0" distL="0" distR="0" wp14:anchorId="03DB695A" wp14:editId="2F6AA2B6">
@@ -1175,7 +1256,8 @@
       </w:pPr>
       <w:r>
         <w:rPr>
-          <w:lang w:val="en-US"/>
+          <w:noProof/>
+          <w:lang w:eastAsia="ru-RU"/>
         </w:rPr>
         <w:drawing>
           <wp:inline distT="0" distB="0" distL="0" distR="0" wp14:anchorId="44BC11B3" wp14:editId="59BDBDAF">
@@ -1221,17 +1303,15 @@
         </w:rPr>
       </w:pPr>
     </w:p>
-    <w:p>
-      <w:r>
-        <w:rPr>
-          <w:lang w:val="en-US"/>
-        </w:rPr>
+    <w:p/>
+    <w:p>
+      <w:r>
         <w:lastRenderedPageBreak/>
         <w:drawing>
-          <wp:inline distT="0" distB="0" distL="0" distR="0" wp14:anchorId="316292D1" wp14:editId="6A861AA3">
-            <wp:extent cx="5940425" cy="3223895"/>
+          <wp:inline distT="0" distB="0" distL="0" distR="0" wp14:anchorId="29769F3E" wp14:editId="1CE77BE3">
+            <wp:extent cx="5940425" cy="3341370"/>
             <wp:effectExtent l="0" t="0" r="3175" b="0"/>
-            <wp:docPr id="32" name="Рисунок 32"/>
+            <wp:docPr id="4" name="Рисунок 4"/>
             <wp:cNvGraphicFramePr>
               <a:graphicFrameLocks xmlns:a="http://schemas.openxmlformats.org/drawingml/2006/main" noChangeAspect="1"/>
             </wp:cNvGraphicFramePr>
@@ -1251,7 +1331,7 @@
                   <pic:spPr>
                     <a:xfrm>
                       <a:off x="0" y="0"/>
-                      <a:ext cx="5940425" cy="3223895"/>
+                      <a:ext cx="5940425" cy="3341370"/>
                     </a:xfrm>
                     <a:prstGeom prst="rect">
                       <a:avLst/>
